--- a/runtime-public/templates/editable/candidate-evaluation-scorecard.docx
+++ b/runtime-public/templates/editable/candidate-evaluation-scorecard.docx
@@ -1340,7 +1340,7 @@
         <w:color w:val="5D6C84"/>
         <w:sz w:val="16"/>
       </w:rPr>
-      <w:t>PDFARROW  |  EDITABLE TEMPLATE</w:t>
+      <w:t>PDFENRICH  |  EDITABLE TEMPLATE</w:t>
     </w:r>
   </w:p>
 </w:hdr>
